--- a/docs/twenty-eighth-round-feedback.docx
+++ b/docs/twenty-eighth-round-feedback.docx
@@ -230,7 +230,7 @@
     </w:p>
     <w:p>
       <w:r>
-        <w:t>实现提交 390b4626e7d32a24c5fb4b8726287caafd79acfd。只增加本地生命周期封装、Windows入口、离线逐轮审核与两项有意义的回归，现有 researcher-preview.mjs 仅支持 port0 实际端口及本地 IPC 优雅关闭；现有审核工具的六维名称按附件统一。experiment-core、正式 StagePolicy／Prompt、mentor-test-v1、AI Orchestrator／Validator、Model Adapter、数据库迁移、前端源文件及依赖锁不变。</w:t>
+        <w:t>实现提交 c9686a641d37d605032292d4ee5552a1f7e638fa。只增加本地生命周期封装、Windows入口、离线逐轮审核与两项有意义的回归，现有 researcher-preview.mjs 仅支持 port0 实际端口及本地 IPC 优雅关闭；现有审核工具的六维名称按附件统一。experiment-core、正式 StagePolicy／Prompt、mentor-test-v1、AI Orchestrator／Validator、Model Adapter、数据库迁移、前端源文件及依赖锁不变。</w:t>
       </w:r>
     </w:p>
     <w:p>
